--- a/system-development/guides/development-guide-hi_IN.docx
+++ b/system-development/guides/development-guide-hi_IN.docx
@@ -99,7 +99,7 @@
         <w:jc w:val="left"/>
       </w:pPr>
       <w:r>
-        <w:t>1.4.0 · 2026-10-10</w:t>
+        <w:t>1.4.4 · 2026-10-12</w:t>
       </w:r>
     </w:p>
     <w:p>
@@ -2672,7 +2672,7 @@
           <w:cs w:val="1"/>
           <w:szCs w:val="18"/>
         </w:rPr>
-        <w:t>&lt;p&gt;&lt;?php echo esc_html( $invoice-&gt;store['details'] ); ?&gt;&lt;/p&gt;</w:t>
+        <w:t>&lt;?php if ($show('show_store_details')) {</w:t>
       </w:r>
     </w:p>
     <w:p>
@@ -2692,7 +2692,7 @@
           <w:cs w:val="1"/>
           <w:szCs w:val="18"/>
         </w:rPr>
-        <w:t>&lt;bdi dir="ltr"&gt;</w:t>
+        <w:t>printf('&lt;p&gt;%s&lt;/p&gt;', esc_html($invoice-&gt;store['details'])); }</w:t>
       </w:r>
     </w:p>
     <w:p>
@@ -2712,7 +2712,7 @@
           <w:cs w:val="1"/>
           <w:szCs w:val="18"/>
         </w:rPr>
-        <w:t xml:space="preserve">  &lt;?php echo esc_html( $invoice-&gt;store['email'] ); ?&gt;</w:t>
+        <w:t>if ($show('show_store_email')) {</w:t>
       </w:r>
     </w:p>
     <w:p>
@@ -2732,7 +2732,7 @@
           <w:cs w:val="1"/>
           <w:szCs w:val="18"/>
         </w:rPr>
-        <w:t>&lt;/bdi&gt;</w:t>
+        <w:t>printf('&lt;bdi dir="ltr"&gt;%s&lt;/bdi&gt;', esc_html($invoice-&gt;store['email'])); } ?&gt;</w:t>
       </w:r>
     </w:p>
     <w:p>
@@ -11177,7 +11177,7 @@
           <w:lang w:val="hi-IN" w:bidi="hi-IN"/>
           <w:rtl w:val="0"/>
         </w:rPr>
-        <w:t>1.4.0 · 2026-10-10 · c894eb05d2120a4bba09aa3500fe2842a0e48d74</w:t>
+        <w:t>1.4.4 · 2026-10-12 · c894eb05d2120a4bba09aa3500fe2842a0e48d74</w:t>
       </w:r>
     </w:p>
     <w:p>
@@ -12344,6 +12344,166 @@
         <w:t>docs/cross-platform-printing.md · print-agent/README.md</w:t>
       </w:r>
     </w:p>
+    <w:p>
+      <w:pPr>
+        <w:pStyle w:val="Heading1"/>
+        <w:keepNext/>
+        <w:pageBreakBefore/>
+        <w:bidi w:val="0"/>
+        <w:jc w:val="left"/>
+      </w:pPr>
+      <w:pPr>
+        <w:pStyle w:val="Heading1"/>
+      </w:pPr>
+      <w:r>
+        <w:rPr>
+          <w:rFonts w:ascii="Devanagari Sangam MN" w:hAnsi="Devanagari Sangam MN" w:eastAsia="Devanagari Sangam MN" w:cs="Devanagari Sangam MN"/>
+          <w:color w:val="000000"/>
+          <w:rtl w:val="0"/>
+          <w:lang w:val="hi-IN" w:eastAsia="hi-IN" w:bidi="hi-IN"/>
+          <w:cs w:val="1"/>
+          <w:szCs w:val="32"/>
+          <w:bCs w:val="1"/>
+        </w:rPr>
+        <w:t>संस्करण 1 4 4 में चालान प्रस्तुति</w:t>
+      </w:r>
+    </w:p>
+    <w:p>
+      <w:pPr>
+        <w:keepNext w:val="0"/>
+        <w:bidi w:val="0"/>
+        <w:jc w:val="left"/>
+      </w:pPr>
+      <w:pPr/>
+      <w:r>
+        <w:rPr>
+          <w:rFonts w:ascii="Devanagari Sangam MN" w:hAnsi="Devanagari Sangam MN" w:eastAsia="Devanagari Sangam MN" w:cs="Devanagari Sangam MN"/>
+          <w:color w:val="000000"/>
+          <w:rtl w:val="0"/>
+          <w:lang w:val="hi-IN" w:eastAsia="hi-IN" w:bidi="hi-IN"/>
+          <w:cs w:val="1"/>
+          <w:szCs w:val="22"/>
+        </w:rPr>
+        <w:t>टेम्पलेट में दुकान, ग्राहक, ऑर्डर, वस्तु और अंतिम भाग के फ़ील्ड चुनें। यदि कोई विकल्प सहेजा नहीं गया है, तो दुकान का नाम और शिपिंग पता दिखता है। ग्राहक का नाम, ग्राहक भूमिका, ईमेल, बिलिंग/दुकान पते, संपर्क, तारीखें, तरीके, वस्तु विवरण, रकम का विभाजन, नोट और फ़ुटर छिपे हैं। स्पष्ट रूप से सहेजे गए विकल्प बने रहते हैं। बिलिंग पते का विकल्प और लेबल प्रेषक भी बिना सहेजी पसंद के बंद हैं। यह पूरक पुराने प्रदर्शन डिफ़ॉल्ट की जगह लेता है।</w:t>
+      </w:r>
+    </w:p>
+    <w:p>
+      <w:pPr>
+        <w:keepNext w:val="0"/>
+        <w:bidi w:val="0"/>
+        <w:jc w:val="left"/>
+      </w:pPr>
+      <w:pPr/>
+      <w:r>
+        <w:rPr>
+          <w:rFonts w:ascii="Devanagari Sangam MN" w:hAnsi="Devanagari Sangam MN" w:eastAsia="Devanagari Sangam MN" w:cs="Devanagari Sangam MN"/>
+          <w:color w:val="000000"/>
+          <w:rtl w:val="0"/>
+          <w:lang w:val="hi-IN" w:eastAsia="hi-IN" w:bidi="hi-IN"/>
+          <w:cs w:val="1"/>
+          <w:szCs w:val="22"/>
+        </w:rPr>
+        <w:t>भूमिका जुड़े WordPress खाते की वर्तमान अनुवादित भूमिकाएँ है; बिना जुड़े खाते के अतिथि दिखता है। संदर्भ, वस्तु नाम, मात्रा, देय पंक्ति रकम और अंतिम कुल बने रहते हैं। विभाजन छिपाने से सहेजी रकम फिर नहीं गणना होती। लेबल और पैकिंग सूची अब भी कीमत नहीं दिखाते। अपग्रेड के बाद वास्तविक ऑर्डर जाँचें।</w:t>
+      </w:r>
+    </w:p>
+    <w:p>
+      <w:pPr>
+        <w:keepNext w:val="0"/>
+        <w:bidi w:val="0"/>
+        <w:jc w:val="left"/>
+      </w:pPr>
+      <w:pPr/>
+      <w:r>
+        <w:rPr>
+          <w:rFonts w:ascii="Devanagari Sangam MN" w:hAnsi="Devanagari Sangam MN" w:eastAsia="Devanagari Sangam MN" w:cs="Devanagari Sangam MN"/>
+          <w:color w:val="000000"/>
+          <w:rtl w:val="0"/>
+          <w:lang w:val="hi-IN" w:eastAsia="hi-IN" w:bidi="hi-IN"/>
+          <w:cs w:val="1"/>
+          <w:szCs w:val="22"/>
+        </w:rPr>
+        <w:t>DejaVu Sans, DejaVu Serif या DejaVu Sans Mono और 6–16 पॉइंट चुनें; डिफ़ॉल्ट Sans 10 पॉइंट है। लिपि के अनुसार PDF फ़ॉन्ट fallback बना रहता है। कॉम्पैक्ट अंतराल मार्जिन और पैडिंग कम करता है। कॉम्पैक्ट, एक पृष्ठ और थर्मल ऊँचाई डिफ़ॉल्ट में बंद हैं।</w:t>
+      </w:r>
+    </w:p>
+    <w:p>
+      <w:pPr>
+        <w:keepNext w:val="0"/>
+        <w:bidi w:val="0"/>
+        <w:jc w:val="left"/>
+      </w:pPr>
+      <w:pPr/>
+      <w:r>
+        <w:rPr>
+          <w:rFonts w:ascii="Devanagari Sangam MN" w:hAnsi="Devanagari Sangam MN" w:eastAsia="Devanagari Sangam MN" w:cs="Devanagari Sangam MN"/>
+          <w:color w:val="000000"/>
+          <w:rtl w:val="0"/>
+          <w:lang w:val="hi-IN" w:eastAsia="hi-IN" w:bidi="hi-IN"/>
+          <w:cs w:val="1"/>
+          <w:szCs w:val="22"/>
+        </w:rPr>
+        <w:t>एक पृष्ठ PDF सभी सामग्री को समान स्केल से समेटता है, न्यूनतम 60 %; सीमा से बड़ी सामग्री बिना काटे स्पष्ट त्रुटि देती है। वैकल्पिक फ़ील्ड छिपाएँ, कॉम्पैक्ट करें या बड़ा कागज़ चुनें। थर्मल ऊँचाई 58/80 मिमी चौड़ाई और फ़ॉन्ट को एक रोल पृष्ठ में अधिकतम 2,000 मिमी तक रखती है; लंबी सामग्री विफल होती है। ब्राउज़र इन विकल्पों में PDF दर्शक और उसके बाहर पुष्टि देता है। भौतिक कागज़ और स्केल ड्राइवर पर निर्भर हैं।</w:t>
+      </w:r>
+    </w:p>
+    <w:p>
+      <w:pPr>
+        <w:keepNext w:val="0"/>
+        <w:bidi w:val="0"/>
+        <w:jc w:val="left"/>
+      </w:pPr>
+      <w:pPr/>
+      <w:r>
+        <w:rPr>
+          <w:rFonts w:ascii="Devanagari Sangam MN" w:hAnsi="Devanagari Sangam MN" w:eastAsia="Devanagari Sangam MN" w:cs="Devanagari Sangam MN"/>
+          <w:color w:val="000000"/>
+          <w:rtl w:val="0"/>
+          <w:lang w:val="hi-IN" w:eastAsia="hi-IN" w:bidi="hi-IN"/>
+          <w:cs w:val="1"/>
+          <w:szCs w:val="22"/>
+        </w:rPr>
+        <w:t>मौजूदा PDF रास्तों में सामान्य कटर कमांड नहीं है। समर्थित ड्राइवर में दस्तावेज़ के अंत पर कट सेट करें। CUPS वैकल्पिक बैनर पृष्ठ रोकने को job-sheets=none माँगता है; अनिवार्य सर्वर नीति अतिरिक्त पन्ने दे सकती है। प्लगइन 1.4.4, डेटाबेस स्कीमा 1.4.3, क्षमताएँ 1.4.0 और प्रदाता हटाने की मोहर 1.3.0 है।</w:t>
+      </w:r>
+    </w:p>
+    <w:p>
+      <w:pPr>
+        <w:keepNext w:val="0"/>
+        <w:bidi w:val="0"/>
+        <w:jc w:val="left"/>
+      </w:pPr>
+      <w:pPr/>
+      <w:r>
+        <w:rPr>
+          <w:rFonts w:ascii="Devanagari Sangam MN" w:hAnsi="Devanagari Sangam MN" w:eastAsia="Devanagari Sangam MN" w:cs="Devanagari Sangam MN"/>
+          <w:color w:val="000000"/>
+          <w:rtl w:val="0"/>
+          <w:lang w:val="hi-IN" w:eastAsia="hi-IN" w:bidi="hi-IN"/>
+          <w:cs w:val="1"/>
+          <w:szCs w:val="22"/>
+        </w:rPr>
+        <w:t>कस्टम टेम्पलेट को सेटिंग मानने के लिए शामिल प्रस्तुति helper अपनाने चाहिए। पूरा अधिकृत मॉडल उपलब्ध रहता है; दृश्यता access control नहीं है। escaping, RTL और fallback फ़ॉन्ट रखें; डिफ़ॉल्ट छिपाव, स्पष्ट विकल्प, अंतिम कुल, पूरी सामग्री और बहुत लंबे ऑर्डर की त्रुटि जाँचें। docs/invoice-layout.md और docs/review-1.4.4.md देखें।</w:t>
+      </w:r>
+    </w:p>
+    <w:p>
+      <w:pPr>
+        <w:pStyle w:val="Code"/>
+      </w:pPr>
+      <w:r>
+        <w:t>InvoiceData-&gt;customer['role']</w:t>
+        <w:br/>
+        <w:t>InvoiceData-&gt;fulfillment['presentation']</w:t>
+        <w:br/>
+        <w:t>SettingsRepository::presentation()</w:t>
+        <w:br/>
+        <w:t>invoice_font: dejavusans | dejavuserif | dejavusansmono</w:t>
+        <w:br/>
+        <w:t>invoice_font_size: 6..16 (default 10)</w:t>
+        <w:br/>
+        <w:t>compact_layout | single_page | thermal_auto_height: false</w:t>
+        <w:br/>
+        <w:t>show_*: individual booleans (flat)</w:t>
+        <w:br/>
+        <w:t>docs/invoice-layout.md</w:t>
+      </w:r>
+    </w:p>
     <w:sectPr>
       <w:headerReference w:type="default" r:id="rId9"/>
       <w:footerReference w:type="default" r:id="rId10"/>
@@ -12424,7 +12584,7 @@
         <w:cs w:val="1"/>
         <w:szCs w:val="17"/>
       </w:rPr>
-      <w:t>WooCommerce Invoice Printer  1.4.0</w:t>
+      <w:t>WooCommerce Invoice Printer  1.4.4</w:t>
     </w:r>
   </w:p>
 </w:hdr>
